--- a/companies/hollowell-ip/Firm/Firm Overview 2022 v3.docx
+++ b/companies/hollowell-ip/Firm/Firm Overview 2022 v3.docx
@@ -7,12 +7,17 @@
         <w:pStyle w:val="Heading1"/>
       </w:pPr>
       <w:r>
-        <w:t>Hollowell Patent Group PLLC</w:t>
+        <w:t>About Hollowell Patent Group PLLC</w:t>
       </w:r>
     </w:p>
     <w:p>
       <w:r>
-        <w:t>Hollowell Patent Group is a patent boutique. We build and defend patent portfolios for companies whose products depend on the claims holding up, and we keep the practice deliberately small, so that the agents and attorneys who take a client's first call are the same people who prosecute that client's applications and answer for them afterward. What follows describes what the firm does, how the work is organized, and the standards the practice holds itself to.</w:t>
+        <w:t>We prepare and prosecute patent applications, review and maintain the portfolios that result, and advise clients on patents held by others when a product decision or a dispute depends on them. Our technical work is concentrated in medical devices, in inventions that originate in university research, and in the electrical and embedded hardware that early-stage companies build, and each matter is staffed by attorneys and patent agents trained in the field at issue.</w:t>
+      </w:r>
+    </w:p>
+    <w:p>
+      <w:r>
+        <w:t>This overview sets out the services we provide, the terms on which we accept a matter, and some of the clients whose matters we have completed. It is written for prospective clients and for the advisers who refer them, and it is revised whenever the practice changes in a way a client would need to know.</w:t>
       </w:r>
     </w:p>
     <w:p>
@@ -20,17 +25,52 @@
         <w:pStyle w:val="Heading2"/>
       </w:pPr>
       <w:r>
-        <w:t>What the Firm Does</w:t>
+        <w:t>Services</w:t>
       </w:r>
     </w:p>
     <w:p>
       <w:r>
-        <w:t>The firm's center of gravity is patent prosecution: drafting new applications, filing them, and carrying them through examination, which means writing the office-action responses and claim amendments that answer an examiner's rejections rather than handing a client a filing and stepping away. Most of that work sits in the technologies our clients actually build, which for this firm has meant a steady diet of medical-device and hardware matters, where the claims sit close to the engineering and a drafting choice made early is expensive to unwind years later.</w:t>
+        <w:t>The practice is organized into the service lines below. A client who uses more than one of them signs a separate engagement letter for each, with its own scope, its own staff, and its own fee.</w:t>
       </w:r>
     </w:p>
     <w:p>
+      <w:pPr>
+        <w:pStyle w:val="ListBullet"/>
+      </w:pPr>
       <w:r>
-        <w:t>Three related lines of work run alongside prosecution. We manage portfolios by family and technology, so that decisions to file, maintain, or let a patent lapse are made against the whole rather than one matter at a time; we prepare freedom-to-operate, patentability, and related opinions, qualified to the degree the question and the record actually warrant and marked privileged where they belong; and we produce the structured portfolio reviews and short client updates that keep an owner current on where each family stands. None of these is billed as an add-on to prosecution so much as a different view of the same portfolio, read at a different range.</w:t>
+        <w:t>Prosecution. We take an invention from the inventor's first written description to an issued patent, and we plan the filings that follow it so that later claims keep pace with the product as it changes.</w:t>
+      </w:r>
+    </w:p>
+    <w:p>
+      <w:pPr>
+        <w:pStyle w:val="ListBullet"/>
+      </w:pPr>
+      <w:r>
+        <w:t>Portfolio review. A structured written review of a client's holdings, organized by patent family, that records the status of each application and patent, the costs coming due to keep it in force, and whether its claims still read on what the client sells.</w:t>
+      </w:r>
+    </w:p>
+    <w:p>
+      <w:pPr>
+        <w:pStyle w:val="ListBullet"/>
+      </w:pPr>
+      <w:r>
+        <w:t>Freedom-to-operate and validity opinions. Privileged written analysis of third-party patents for a client preparing a launch, considering a design change, or answering a demand letter.</w:t>
+      </w:r>
+    </w:p>
+    <w:p>
+      <w:pPr>
+        <w:pStyle w:val="ListBullet"/>
+      </w:pPr>
+      <w:r>
+        <w:t>Challenges to issued patents. Advice on whether to petition for review of a competitor's patent before the Patent Trial and Appeal Board, and the defense of a client's own patents when another party petitions against them.</w:t>
+      </w:r>
+    </w:p>
+    <w:p>
+      <w:pPr>
+        <w:pStyle w:val="ListBullet"/>
+      </w:pPr>
+      <w:r>
+        <w:t>Board and investor summaries. A short presentation that puts a portfolio on one page for a board of directors or for an investor conducting diligence.</w:t>
       </w:r>
     </w:p>
     <w:p>
@@ -38,17 +78,12 @@
         <w:pStyle w:val="Heading2"/>
       </w:pPr>
       <w:r>
-        <w:t>How Clients Hear From the Firm</w:t>
+        <w:t>Representative clients</w:t>
       </w:r>
     </w:p>
     <w:p>
       <w:r>
-        <w:t>The firm reports the way the work actually moves. Routine updates are short and go out against a docket number, so that a client can file a note and find it again later without reading a page of preamble to recover a single date. Portfolio reviews are the opposite in every respect, long and structured and organized by family, because a portfolio is only legible when the related matters are read together rather than one at a time.</w:t>
-      </w:r>
-    </w:p>
-    <w:p>
-      <w:r>
-        <w:t>When a board wants the whole picture at once, the firm will put the portfolio on a page, and it will do so without letting a one-page summary imply a certainty the underlying files do not carry. The register changes with the audience, but the discipline behind it does not, and every number, date, and status in a client-facing document traces back to the firm's own records rather than to a drafter's memory.</w:t>
+        <w:t>Clients for whom we have completed matters include Odonnell Inc; Middleton, Sullivan and Wiley; and Keith-Duarte. They are named, with each client's consent, as examples of the work and not as a full account of it, and the substance of every client's matter remains confidential and is not described here.</w:t>
       </w:r>
     </w:p>
     <w:p>
@@ -56,12 +91,17 @@
         <w:pStyle w:val="Heading2"/>
       </w:pPr>
       <w:r>
-        <w:t>Representative Client Work</w:t>
+        <w:t>Accepting a matter</w:t>
       </w:r>
     </w:p>
     <w:p>
       <w:r>
-        <w:t>The firm's clients are confidential to the matters they belong to, but a few engagements illustrate the shape of a typical relationship more usefully than a description would. The firm's work for Odonnell Inc, for Middleton, Sullivan and Wiley, and for Keith-Duarte is representative of the practice: portfolios prosecuted and managed over a span of years, organized by family, and reported against a docket the client can rely on. These are offered as examples of how the firm engages, drawn from its recent work, and not as an accounting of everyone the firm represents.</w:t>
+        <w:t>A matter is accepted only after a conflicts search covering each party the prospective client names, including affiliates and co-owners of the technology, and we decline the matter if that search does not clear. The engagement letter then fixes the scope, lists what is excluded from it, sets the billing basis, and explains the consequences of nonpayment, and we do not begin work on the merits until the client has countersigned it.</w:t>
+      </w:r>
+    </w:p>
+    <w:p>
+      <w:r>
+        <w:t>Each matter has one responsible attorney or agent, named in the engagement letter, who answers for its deadlines and its correspondence. Between deliverables, that person writes to the client briefly, under the matter's docket number, whenever something has been filed, received from the patent office, or set for a response. We bill by the matter, and the fee basis for each one is stated in its engagement letter before any work is done.</w:t>
       </w:r>
     </w:p>
     <w:p>
@@ -69,27 +109,38 @@
         <w:pStyle w:val="Heading2"/>
       </w:pPr>
       <w:r>
-        <w:t>The Standards Behind the Work</w:t>
+        <w:t>Deadlines</w:t>
       </w:r>
     </w:p>
     <w:p>
       <w:r>
-        <w:t>How the firm takes a matter is part of the service it provides. Every engagement opens with a letter that states in plain terms what the firm will do, what it costs, who does the work, and what happens if an invoice goes unpaid, because a scope question is far less costly to settle at the start of a matter than in the middle of a prosecution. A conflicts check runs before any file is opened, and the firm declines the matters it cannot take cleanly.</w:t>
+        <w:t>A missed date is the one error a patent practice cannot correct after the fact, and the firm is run accordingly. Each statutory, response, and maintenance date is entered when it first arises, checked against the official record by a second person, and assigned to the responsible attorney or agent, and any reminder that goes unacknowledged is escalated to a partner.</w:t>
+      </w:r>
+    </w:p>
+    <w:p>
+      <w:pPr>
+        <w:pStyle w:val="Heading2"/>
+      </w:pPr>
+      <w:r>
+        <w:t>Written advice</w:t>
       </w:r>
     </w:p>
     <w:p>
       <w:r>
-        <w:t>The practice is careful about certainty. Counsel who tells a client that a product does not infringe, flatly and without qualification, has written a liability rather than an opinion, so the firm's memoranda carry the qualifications the analysis supports and no more confidence than the record will bear.</w:t>
+        <w:t>Opinions on infringement and validity are written to the standard a court or an investor might later apply to them. Each one defines its scope before anything else, identifies what was reviewed and what was not, and states no conclusion more firmly than the analysis supports; each carries a privilege legend at the head of the opening page and is checked by a partner before it is sent.</w:t>
+      </w:r>
+    </w:p>
+    <w:p>
+      <w:pPr>
+        <w:pStyle w:val="Heading2"/>
+      </w:pPr>
+      <w:r>
+        <w:t>Contact</w:t>
       </w:r>
     </w:p>
     <w:p>
       <w:r>
-        <w:t>Underneath all of it is the docket, which the firm treats as the one discipline nothing else can make up for. Nothing goes out and no deadline passes without routing through docketing, a confirmed date is not moved without a reason on the record, and a missed date remains the single mistake this practice does not consider survivable.</w:t>
-      </w:r>
-    </w:p>
-    <w:p>
-      <w:r>
-        <w:t>A company considering whether to move its patent work to the firm should start with a short conversation rather than a written proposal. The next step is to write to Mary Bradley, Managing Partner, who handles new inquiries herself and will run a conflicts check before the firm opens a file.</w:t>
+        <w:t>Inquiries about new matters are handled by Mary Bradley, Managing Partner. The first step for a prospective client is a short written description of the technology and of the parties involved, sent to Mary Bradley, who will open a conflicts search on receipt.</w:t>
       </w:r>
     </w:p>
     <w:sectPr>
